--- a/data/canary/valcan_pack_2026-04-12/_VALCAN_2026/30_FIELD_ENGINEERING/valcanary_msr_charlie_2024_06_30.docx
+++ b/data/canary/valcan_pack_2026-04-12/_VALCAN_2026/30_FIELD_ENGINEERING/valcanary_msr_charlie_2024_06_30.docx
@@ -7,7 +7,7 @@
         <w:pStyle w:val="Title"/>
       </w:pPr>
       <w:r>
-        <w:t>Validation Maintenance Service Report VALSITE-CHARLIE 2024-06-30</w:t>
+        <w:t>Validation Maintenance Service Report Validation Charlie Site 2024-06-30</w:t>
       </w:r>
     </w:p>
     <w:p>
@@ -55,12 +55,12 @@
     </w:p>
     <w:p>
       <w:r>
-        <w:t>Event ID: VALEVT-2024-003</w:t>
+        <w:t>Event ID: Event 2024-003</w:t>
       </w:r>
     </w:p>
     <w:p>
       <w:r>
-        <w:t>Site: VALSITE-CHARLIE</w:t>
+        <w:t>Site: Validation Charlie Site</w:t>
       </w:r>
     </w:p>
     <w:p>
@@ -114,7 +114,7 @@
           </w:tcPr>
           <w:p>
             <w:r>
-              <w:t>VALPART-FAN-006</w:t>
+              <w:t>QZ-3006</w:t>
             </w:r>
           </w:p>
         </w:tc>
@@ -126,7 +126,7 @@
           </w:tcPr>
           <w:p>
             <w:r>
-              <w:t>VALPART-UPSCARD-015</w:t>
+              <w:t>QZ-3015</w:t>
             </w:r>
           </w:p>
         </w:tc>
